--- a/docs/haccp/formatos/en/HACCP-02_EN.docx
+++ b/docs/haccp/formatos/en/HACCP-02_EN.docx
@@ -39,7 +39,7 @@
           <w:sz w:val="20"/>
           <w:szCs w:val="20"/>
         </w:rPr>
-        <w:t xml:space="preserve">Version 1.3 · August 12, 2026</w:t>
+        <w:t xml:space="preserve">Version 1.4 · August 17, 2026</w:t>
       </w:r>
     </w:p>
     <w:p>
@@ -66,7 +66,7 @@
           <w:sz w:val="20"/>
           <w:szCs w:val="20"/>
         </w:rPr>
-        <w:t xml:space="preserve">Record temperatures during cooling. Critical limit: from &gt;63°C to &lt;5°C within 6 hours maximum.</w:t>
+        <w:t xml:space="preserve">Record temperatures during the cooling process. Critical limit: from &gt;63°C to ≤5°C within a maximum of 6 hours.</w:t>
       </w:r>
     </w:p>
     <w:tbl>
@@ -163,7 +163,7 @@
                 <w:sz w:val="24"/>
                 <w:szCs w:val="24"/>
               </w:rPr>
-              <w:t xml:space="preserve">Product / Batch</w:t>
+              <w:t xml:space="preserve">Product/Batch</w:t>
             </w:r>
           </w:p>
         </w:tc>
@@ -233,7 +233,7 @@
                 <w:sz w:val="24"/>
                 <w:szCs w:val="24"/>
               </w:rPr>
-              <w:t xml:space="preserve">Temp. at 30 min (°C)</w:t>
+              <w:t xml:space="preserve">Temperature 30 min (°C)</w:t>
             </w:r>
           </w:p>
         </w:tc>
@@ -268,7 +268,7 @@
                 <w:sz w:val="24"/>
                 <w:szCs w:val="24"/>
               </w:rPr>
-              <w:t xml:space="preserve">Temp. at 1 h (°C)</w:t>
+              <w:t xml:space="preserve">Temperature 1 h (°C)</w:t>
             </w:r>
           </w:p>
         </w:tc>
@@ -303,7 +303,7 @@
                 <w:sz w:val="24"/>
                 <w:szCs w:val="24"/>
               </w:rPr>
-              <w:t xml:space="preserve">Temp. at 2 h (°C)</w:t>
+              <w:t xml:space="preserve">Temperature 2 h (°C)</w:t>
             </w:r>
           </w:p>
         </w:tc>
@@ -338,7 +338,7 @@
                 <w:sz w:val="24"/>
                 <w:szCs w:val="24"/>
               </w:rPr>
-              <w:t xml:space="preserve">Final temp. (°C)</w:t>
+              <w:t xml:space="preserve">Final temperature (°C)</w:t>
             </w:r>
           </w:p>
         </w:tc>
@@ -373,7 +373,7 @@
                 <w:sz w:val="24"/>
                 <w:szCs w:val="24"/>
               </w:rPr>
-              <w:t xml:space="preserve">&lt;5°C within 6 h? Yes/No</w:t>
+              <w:t xml:space="preserve">≤5°C within 6h Yes/No</w:t>
             </w:r>
           </w:p>
         </w:tc>
@@ -3367,7 +3367,7 @@
         <w:sz w:val="16"/>
         <w:szCs w:val="16"/>
       </w:rPr>
-      <w:t xml:space="preserve">Órale – Authentic Mexican Flavor Limited · CRO 805512 · Format HACCP-02 v1.3</w:t>
+      <w:t xml:space="preserve">Órale – Authentic Mexican Flavor Limited · CRO 805512 · Format HACCP-02 v1.4</w:t>
     </w:r>
   </w:p>
 </w:ftr>
